--- a/docs/pack-commercial/commerciaux/CONTRAT-ABONNEMENT_garage-CGV.docx
+++ b/docs/pack-commercial/commerciaux/CONTRAT-ABONNEMENT_garage-CGV.docx
@@ -948,7 +948,34 @@
           <w:color w:val="1E2233"/>
           <w:sz w:val="21"/>
         </w:rPr>
-        <w:t>Article 12 — Droit applicable et litiges</w:t>
+        <w:t>Article 12 — Changement de formule</w:t>
+      </w:r>
+    </w:p>
+    <w:p>
+      <w:pPr>
+        <w:spacing w:after="60"/>
+      </w:pPr>
+      <w:r>
+        <w:rPr>
+          <w:b w:val="0"/>
+          <w:i w:val="0"/>
+          <w:color w:val="4B5068"/>
+          <w:sz w:val="18"/>
+        </w:rPr>
+        <w:t>MONTÉE EN GAMME : le Client peut à tout moment passer à une formule supérieure, par simple demande écrite ; le changement prend effet le 1er jour du mois suivant (ou immédiatement, la différence de mensualité étant alors facturée au prorata). Le Client engagé conserve son engagement (même terme) et bénéficie de la remise d'engagement propre à la nouvelle formule. DESCENTE EN GAMME : sans engagement, le Client peut passer à une formule inférieure avec un préavis d'un mois (effet au 1er jour du mois suivant le préavis). Avec engagement de douze mois, la descente en gamme est possible au terme de l'engagement ou, avant ce terme, après six mensualités réglées ; l'engagement se poursuit alors jusqu'à son terme sur la nouvelle formule, au tarif engagé de celle-ci, sans indemnité. Les heures de secrétariat reportées non consommées sont perdues au changement de formule. Tout changement fait l'objet d'un avenant signé par les deux parties ; les données et documents du Client sont conservés quelle que soit la formule.</w:t>
+      </w:r>
+    </w:p>
+    <w:p>
+      <w:pPr>
+        <w:spacing w:before="120" w:after="40"/>
+      </w:pPr>
+      <w:r>
+        <w:rPr>
+          <w:b/>
+          <w:color w:val="1E2233"/>
+          <w:sz w:val="21"/>
+        </w:rPr>
+        <w:t>Article 13 — Droit applicable et litiges</w:t>
       </w:r>
     </w:p>
     <w:p>

--- a/docs/pack-commercial/commerciaux/CONTRAT-ABONNEMENT_garage-CGV.docx
+++ b/docs/pack-commercial/commerciaux/CONTRAT-ABONNEMENT_garage-CGV.docx
@@ -692,7 +692,7 @@
           <w:color w:val="4B5068"/>
           <w:sz w:val="18"/>
         </w:rPr>
-        <w:t>Le contrat prend effet à la date de mise en service. SANS ENGAGEMENT, il est conclu pour un mois renouvelable tacitement, résiliable par chaque partie à tout moment par email, avec un préavis d'un mois prenant effet à la fin du mois suivant. AVEC ENGAGEMENT DE 12 MOIS (remise consentie en contrepartie), le Client s'engage fermement pour douze mensualités consécutives : en cas de résiliation anticipée de son fait ou de résiliation par IDEAFORMA pour manquement du Client, les mensualités restant à courir jusqu'au terme deviennent immédiatement exigibles à titre d'indemnité de résiliation, la remise ayant été accordée en considération de cet engagement. Au terme des 12 mois, le contrat se poursuit par tacite reconduction par périodes d'un mois, sans engagement, au tarif engagé, sauf dénonciation avec un mois de préavis.</w:t>
+        <w:t>Le contrat prend effet à la date de mise en service. SANS ENGAGEMENT, il est conclu pour un mois renouvelable tacitement, résiliable par chaque partie à tout moment par email, avec un préavis d'un mois prenant effet à la fin du mois suivant. AVEC ENGAGEMENT DE 12 MOIS (remise consentie en contrepartie), le Client s'engage fermement pour douze mensualités consécutives : en cas de résiliation anticipée de son fait ou de résiliation par IDEAFORMA pour manquement du Client, il est redevable de FRAIS DE RÉSILIATION ANTICIPÉE égaux à la totalité des mensualités hors taxes restant à courir jusqu'au terme de l'engagement, immédiatement exigibles à titre d'indemnité de résiliation (clause pénale), la remise ayant été accordée en considération de cet engagement ; la mise en service offerte au titre de l'engagement redevient en outre due au tarif en vigueur au jour de la souscription. Ces frais sont arrêtés à la date d'effet de la résiliation et font l'objet d'une facture de solde. Il en va de même en cas de FERMETURE, cession, ou cessation d'activité du Client avant le terme : la somme due est arrêtée à la date de cessation et immédiatement exigible, sous réserve des dispositions d'ordre public applicables aux procédures collectives (sauvegarde, redressement, liquidation), qui prévalent. Au terme des 12 mois, le contrat se poursuit par tacite reconduction par périodes d'un mois, sans engagement, au tarif engagé, sauf dénonciation avec un mois de préavis.</w:t>
       </w:r>
     </w:p>
     <w:p>
@@ -719,7 +719,7 @@
           <w:color w:val="4B5068"/>
           <w:sz w:val="18"/>
         </w:rPr>
-        <w:t>Conformément à l'article L221-3 du Code de la consommation, le Client professionnel qui emploie cinq salariés au plus et dont l'objet du contrat n'entre pas dans le champ de son activité principale bénéficie, lorsque le contrat est conclu hors établissement, d'un délai de rétractation de quatorze jours à compter de la signature, exercé par email à contact@myeasyauto.fr. Le Client peut demander expressément la mise en service avant la fin de ce délai ; en cas de rétractation, il reste redevable du prix correspondant au service fourni jusqu'à la notification de sa décision.</w:t>
+        <w:t>Conformément à l'article L221-3 du Code de la consommation, le Client professionnel qui emploie cinq salariés au plus et dont l'objet du contrat n'entre pas dans le champ de son activité principale bénéficie, lorsque le contrat est conclu hors établissement, d'un délai de rétractation de quatorze jours à compter de la signature, exercé par email à contact@myeasyauto.fr. Le Client peut demander expressément la mise en service avant la fin de ce délai ; en cas de rétractation, il reste redevable du prix correspondant au service fourni jusqu'à la notification de sa décision. Les sommes déjà versées (mensualité, forfait annuel payé en une fois, mise en service) lui sont remboursées dans les quatorze jours de la notification, déduction faite de ce service déjà fourni. La vente rétractée est réputée n'avoir produit aucun effet à l'égard des tiers : elle n'ouvre droit à aucune commission d'apporteur d'affaires (article 11) et aucun frais de résiliation n'est dû.</w:t>
       </w:r>
     </w:p>
     <w:p>
@@ -1127,6 +1127,7 @@
     </w:p>
     <w:sectPr>
       <w:footerReference w:type="default" r:id="rId9"/>
+      <w:headerReference w:type="default" r:id="rId10"/>
       <w:pgSz w:w="11906" w:h="16838"/>
       <w:pgMar w:top="907" w:right="1020" w:bottom="850" w:left="1020" w:header="720" w:footer="720" w:gutter="0"/>
       <w:cols w:space="720"/>
@@ -1153,6 +1154,16 @@
     </w:r>
   </w:p>
 </w:ftr>
+</file>
+
+<file path=word/header1.xml><?xml version="1.0" encoding="utf-8"?>
+<w:hdr xmlns:m="http://schemas.openxmlformats.org/officeDocument/2006/math" xmlns:mc="http://schemas.openxmlformats.org/markup-compatibility/2006" xmlns:mo="http://schemas.microsoft.com/office/mac/office/2008/main" xmlns:mv="urn:schemas-microsoft-com:mac:vml" xmlns:o="urn:schemas-microsoft-com:office:office" xmlns:r="http://schemas.openxmlformats.org/officeDocument/2006/relationships" xmlns:v="urn:schemas-microsoft-com:vml" xmlns:w10="urn:schemas-microsoft-com:office:word" xmlns:w14="http://schemas.microsoft.com/office/word/2010/wordml" xmlns:w="http://schemas.openxmlformats.org/wordprocessingml/2006/main" xmlns:wne="http://schemas.microsoft.com/office/word/2006/wordml" xmlns:wp14="http://schemas.microsoft.com/office/word/2010/wordprocessingDrawing" xmlns:wp="http://schemas.openxmlformats.org/drawingml/2006/wordprocessingDrawing" xmlns:wpc="http://schemas.microsoft.com/office/word/2010/wordprocessingCanvas" xmlns:wpg="http://schemas.microsoft.com/office/word/2010/wordprocessingGroup" xmlns:wpi="http://schemas.microsoft.com/office/word/2010/wordprocessingInk" xmlns:wps="http://schemas.microsoft.com/office/word/2010/wordprocessingShape" mc:Ignorable="w14 wp14">
+  <w:p>
+    <w:pPr>
+      <w:pStyle w:val="Header"/>
+    </w:pPr>
+  </w:p>
+</w:hdr>
 </file>
 
 <file path=word/numbering.xml><?xml version="1.0" encoding="utf-8"?>
